--- a/v1设计方案/03-流程图说明.docx
+++ b/v1设计方案/03-流程图说明.docx
@@ -406,6 +406,7 @@
         <w:pBdr>
           <w:bottom w:val="single" w:sz="6" w:space="4" w:color="BFD0E8"/>
         </w:pBdr>
+        <w:outlineLvl w:val="0"/>
       </w:pPr>
       <w:r>
         <w:rPr>
@@ -1092,6 +1093,7 @@
         <w:pBdr>
           <w:bottom w:val="single" w:sz="6" w:space="4" w:color="BFD0E8"/>
         </w:pBdr>
+        <w:outlineLvl w:val="0"/>
       </w:pPr>
       <w:r>
         <w:rPr>
@@ -1180,6 +1182,7 @@
       <w:pPr>
         <w:keepNext/>
         <w:spacing w:before="200" w:after="80"/>
+        <w:outlineLvl w:val="1"/>
       </w:pPr>
       <w:r>
         <w:rPr>
@@ -2474,6 +2477,7 @@
       <w:pPr>
         <w:keepNext/>
         <w:spacing w:before="200" w:after="80"/>
+        <w:outlineLvl w:val="1"/>
       </w:pPr>
       <w:r>
         <w:rPr>
@@ -2579,6 +2583,7 @@
         <w:pBdr>
           <w:bottom w:val="single" w:sz="6" w:space="4" w:color="BFD0E8"/>
         </w:pBdr>
+        <w:outlineLvl w:val="0"/>
       </w:pPr>
       <w:r>
         <w:rPr>
@@ -2667,6 +2672,7 @@
       <w:pPr>
         <w:keepNext/>
         <w:spacing w:before="200" w:after="80"/>
+        <w:outlineLvl w:val="1"/>
       </w:pPr>
       <w:r>
         <w:rPr>
@@ -3623,6 +3629,7 @@
       <w:pPr>
         <w:keepNext/>
         <w:spacing w:before="200" w:after="80"/>
+        <w:outlineLvl w:val="1"/>
       </w:pPr>
       <w:r>
         <w:rPr>
@@ -4379,6 +4386,7 @@
         <w:pBdr>
           <w:bottom w:val="single" w:sz="6" w:space="4" w:color="BFD0E8"/>
         </w:pBdr>
+        <w:outlineLvl w:val="0"/>
       </w:pPr>
       <w:r>
         <w:rPr>
@@ -4936,6 +4944,7 @@
         <w:pBdr>
           <w:bottom w:val="single" w:sz="6" w:space="4" w:color="BFD0E8"/>
         </w:pBdr>
+        <w:outlineLvl w:val="0"/>
       </w:pPr>
       <w:r>
         <w:rPr>
@@ -4968,6 +4977,7 @@
       <w:pPr>
         <w:keepNext/>
         <w:spacing w:before="200" w:after="80"/>
+        <w:outlineLvl w:val="1"/>
       </w:pPr>
       <w:r>
         <w:rPr>
@@ -5256,6 +5266,7 @@
       <w:pPr>
         <w:keepNext/>
         <w:spacing w:before="200" w:after="80"/>
+        <w:outlineLvl w:val="1"/>
       </w:pPr>
       <w:r>
         <w:rPr>
@@ -5547,6 +5558,7 @@
         <w:pBdr>
           <w:bottom w:val="single" w:sz="6" w:space="4" w:color="BFD0E8"/>
         </w:pBdr>
+        <w:outlineLvl w:val="0"/>
       </w:pPr>
       <w:r>
         <w:rPr>
